--- a/md-to-template-docx/assets/default-template.docx
+++ b/md-to-template-docx/assets/default-template.docx
@@ -2,10 +2,139 @@
 <file path=word/document.xml><?xml version="1.0" encoding="utf-8"?>
 <w:document xmlns:wpc="http://schemas.microsoft.com/office/word/2010/wordprocessingCanvas" xmlns:mo="http://schemas.microsoft.com/office/mac/office/2008/main" xmlns:mc="http://schemas.openxmlformats.org/markup-compatibility/2006" xmlns:mv="urn:schemas-microsoft-com:mac:vml" xmlns:o="urn:schemas-microsoft-com:office:office" xmlns:r="http://schemas.openxmlformats.org/officeDocument/2006/relationships" xmlns:m="http://schemas.openxmlformats.org/officeDocument/2006/math" xmlns:v="urn:schemas-microsoft-com:vml" xmlns:wp14="http://schemas.microsoft.com/office/word/2010/wordprocessingDrawing" xmlns:wp="http://schemas.openxmlformats.org/drawingml/2006/wordprocessingDrawing" xmlns:w10="urn:schemas-microsoft-com:office:word" xmlns:w="http://schemas.openxmlformats.org/wordprocessingml/2006/main" xmlns:w14="http://schemas.microsoft.com/office/word/2010/wordml" xmlns:wpg="http://schemas.microsoft.com/office/word/2010/wordprocessingGroup" xmlns:wpi="http://schemas.microsoft.com/office/word/2010/wordprocessingInk" xmlns:wne="http://schemas.microsoft.com/office/word/2006/wordml" xmlns:wps="http://schemas.microsoft.com/office/word/2010/wordprocessingShape" mc:Ignorable="w14 wp14">
   <w:body>
-    <w:p/>
+    <w:p>
+      <w:pPr>
+        <w:pStyle w:val="Title"/>
+      </w:pPr>
+      <w:r>
+        <w:t>Markdown2WordByTemplate 内置默认模板</w:t>
+      </w:r>
+    </w:p>
+    <w:p>
+      <w:pPr/>
+      <w:r>
+        <w:t>正文样式：中文宋体，西文 Times New Roman，黑色字体，首行缩进。</w:t>
+      </w:r>
+    </w:p>
+    <w:p>
+      <w:pPr>
+        <w:pStyle w:val="Heading1"/>
+      </w:pPr>
+      <w:r>
+        <w:t>标题 1 样式预览</w:t>
+      </w:r>
+    </w:p>
+    <w:p>
+      <w:pPr/>
+      <w:r>
+        <w:t>这是标题 1 下的正文预览。</w:t>
+      </w:r>
+    </w:p>
+    <w:p>
+      <w:pPr>
+        <w:pStyle w:val="Heading2"/>
+      </w:pPr>
+      <w:r>
+        <w:t>标题 2 样式预览</w:t>
+      </w:r>
+    </w:p>
+    <w:p>
+      <w:pPr/>
+      <w:r>
+        <w:t>这是标题 2 下的正文预览。</w:t>
+      </w:r>
+    </w:p>
+    <w:p>
+      <w:pPr>
+        <w:pStyle w:val="Heading3"/>
+      </w:pPr>
+      <w:r>
+        <w:t>标题 3 样式预览</w:t>
+      </w:r>
+    </w:p>
+    <w:p>
+      <w:pPr/>
+      <w:r>
+        <w:t>这是标题 3 下的正文预览。</w:t>
+      </w:r>
+    </w:p>
+    <w:p>
+      <w:pPr>
+        <w:pStyle w:val="Heading4"/>
+      </w:pPr>
+      <w:r>
+        <w:t>标题 4 样式预览</w:t>
+      </w:r>
+    </w:p>
+    <w:p>
+      <w:pPr/>
+      <w:r>
+        <w:t>这是标题 4 下的正文预览。</w:t>
+      </w:r>
+    </w:p>
+    <w:p>
+      <w:pPr>
+        <w:pStyle w:val="Heading5"/>
+      </w:pPr>
+      <w:r>
+        <w:t>标题 5 样式预览</w:t>
+      </w:r>
+    </w:p>
+    <w:p>
+      <w:pPr/>
+      <w:r>
+        <w:t>这是标题 5 下的正文预览。</w:t>
+      </w:r>
+    </w:p>
+    <w:p>
+      <w:pPr>
+        <w:pStyle w:val="Heading6"/>
+      </w:pPr>
+      <w:r>
+        <w:t>标题 6 样式预览</w:t>
+      </w:r>
+    </w:p>
+    <w:p>
+      <w:pPr/>
+      <w:r>
+        <w:t>这是标题 6 下的正文预览。</w:t>
+      </w:r>
+    </w:p>
+    <w:p>
+      <w:pPr>
+        <w:pStyle w:val="Caption"/>
+      </w:pPr>
+      <w:r>
+        <w:t>图1 题注样式预览</w:t>
+      </w:r>
+    </w:p>
+    <w:p>
+      <w:pPr>
+        <w:pStyle w:val="MTDisplayEquation"/>
+      </w:pPr>
+      <w:r>
+        <w:t>\[E = mc^2\]</w:t>
+      </w:r>
+    </w:p>
+    <w:p>
+      <w:pPr>
+        <w:pStyle w:val="MTDisplayE"/>
+      </w:pPr>
+      <w:r>
+        <w:t>\[a^2+b^2=c^2\]</w:t>
+      </w:r>
+    </w:p>
+    <w:p>
+      <w:pPr>
+        <w:pStyle w:val="pic"/>
+      </w:pPr>
+      <w:r>
+        <w:t>[VISIO:diagram-01]</w:t>
+      </w:r>
+    </w:p>
     <w:sectPr>
-      <w:pgSz w:w="12240" w:h="15840"/>
-      <w:pgMar w:top="1440" w:right="1803" w:bottom="1440" w:left="1803" w:header="720" w:footer="720" w:gutter="0"/>
+      <w:pgSz w:w="11906" w:h="16838"/>
+      <w:pgMar w:top="1474" w:right="1474" w:bottom="1361" w:left="1701" w:header="850" w:footer="850" w:gutter="0"/>
       <w:cols w:space="720"/>
       <w:docGrid w:linePitch="360"/>
     </w:sectPr>
@@ -221,15 +350,16 @@
   <w:docDefaults>
     <w:rPrDefault>
       <w:rPr>
-        <w:rFonts w:asciiTheme="minorHAnsi" w:eastAsiaTheme="minorEastAsia" w:hAnsiTheme="minorHAnsi" w:cstheme="minorBidi"/>
-        <w:sz w:val="22"/>
-        <w:szCs w:val="22"/>
+        <w:rFonts w:asciiTheme="minorHAnsi" w:eastAsiaTheme="minorEastAsia" w:hAnsiTheme="minorHAnsi" w:cstheme="minorBidi" w:ascii="Times New Roman" w:hAnsi="Times New Roman" w:eastAsia="宋体" w:cs="Times New Roman"/>
+        <w:sz w:val="24"/>
+        <w:szCs w:val="24"/>
         <w:lang w:val="en-US" w:eastAsia="en-US" w:bidi="ar-SA"/>
+        <w:color w:val="000000"/>
       </w:rPr>
     </w:rPrDefault>
     <w:pPrDefault>
       <w:pPr>
-        <w:spacing w:after="200" w:line="276" w:lineRule="auto"/>
+        <w:spacing w:after="200" w:line="400" w:lineRule="atLeast"/>
       </w:pPr>
     </w:pPrDefault>
   </w:docDefaults>
@@ -377,12 +507,16 @@
     <w:qFormat/>
     <w:rsid w:val="00FC693F"/>
     <w:pPr>
-      <w:spacing w:line="360" w:lineRule="auto"/>
+      <w:spacing w:before="0" w:after="0" w:line="400" w:lineRule="atLeast"/>
+      <w:ind w:firstLine="480"/>
     </w:pPr>
     <w:rPr>
-      <w:rFonts w:ascii="宋体" w:hAnsi="宋体"/>
+      <w:rFonts w:ascii="Times New Roman" w:hAnsi="Times New Roman" w:eastAsia="宋体" w:cs="Times New Roman"/>
+      <w:b w:val="0"/>
+      <w:color w:val="000000"/>
       <w:sz w:val="24"/>
     </w:rPr>
+    <w:uiPriority w:val="0"/>
   </w:style>
   <w:style w:type="paragraph" w:styleId="Header">
     <w:name w:val="header"/>
@@ -433,21 +567,22 @@
     <w:basedOn w:val="Normal"/>
     <w:next w:val="Normal"/>
     <w:link w:val="Heading1Char"/>
-    <w:uiPriority w:val="9"/>
+    <w:uiPriority w:val="2"/>
     <w:qFormat/>
     <w:rsid w:val="00FC693F"/>
     <w:pPr>
       <w:keepNext/>
       <w:keepLines/>
-      <w:spacing w:before="120" w:after="120"/>
+      <w:spacing w:before="360" w:after="200" w:line="520" w:lineRule="atLeast"/>
+      <w:ind w:firstLine="0"/>
       <w:outlineLvl w:val="0"/>
     </w:pPr>
     <w:rPr>
-      <w:rFonts w:asciiTheme="majorHAnsi" w:eastAsiaTheme="majorEastAsia" w:hAnsiTheme="majorHAnsi" w:cstheme="majorBidi" w:ascii="黑体" w:hAnsi="黑体"/>
+      <w:rFonts w:asciiTheme="majorHAnsi" w:eastAsiaTheme="majorEastAsia" w:hAnsiTheme="majorHAnsi" w:cstheme="majorBidi" w:ascii="Times New Roman" w:hAnsi="Times New Roman" w:eastAsia="宋体" w:cs="Times New Roman"/>
       <w:b/>
       <w:bCs/>
-      <w:color w:val="365F91" w:themeColor="accent1" w:themeShade="BF"/>
-      <w:sz w:val="30"/>
+      <w:color w:val="000000"/>
+      <w:sz w:val="36"/>
       <w:szCs w:val="28"/>
     </w:rPr>
   </w:style>
@@ -456,22 +591,22 @@
     <w:basedOn w:val="Normal"/>
     <w:next w:val="Normal"/>
     <w:link w:val="Heading2Char"/>
-    <w:uiPriority w:val="9"/>
-    <w:unhideWhenUsed/>
+    <w:uiPriority w:val="3"/>
     <w:qFormat/>
     <w:rsid w:val="00FC693F"/>
     <w:pPr>
       <w:keepNext/>
       <w:keepLines/>
-      <w:spacing w:before="120" w:after="120"/>
+      <w:spacing w:before="280" w:after="160" w:line="480" w:lineRule="atLeast"/>
+      <w:ind w:firstLine="0"/>
       <w:outlineLvl w:val="1"/>
     </w:pPr>
     <w:rPr>
-      <w:rFonts w:asciiTheme="majorHAnsi" w:eastAsiaTheme="majorEastAsia" w:hAnsiTheme="majorHAnsi" w:cstheme="majorBidi" w:ascii="黑体" w:hAnsi="黑体"/>
+      <w:rFonts w:asciiTheme="majorHAnsi" w:eastAsiaTheme="majorEastAsia" w:hAnsiTheme="majorHAnsi" w:cstheme="majorBidi" w:ascii="Times New Roman" w:hAnsi="Times New Roman" w:eastAsia="宋体" w:cs="Times New Roman"/>
       <w:b/>
       <w:bCs/>
-      <w:color w:val="4F81BD" w:themeColor="accent1"/>
-      <w:sz w:val="28"/>
+      <w:color w:val="000000"/>
+      <w:sz w:val="32"/>
       <w:szCs w:val="26"/>
     </w:rPr>
   </w:style>
@@ -480,22 +615,22 @@
     <w:basedOn w:val="Normal"/>
     <w:next w:val="Normal"/>
     <w:link w:val="Heading3Char"/>
-    <w:uiPriority w:val="9"/>
-    <w:unhideWhenUsed/>
+    <w:uiPriority w:val="4"/>
     <w:qFormat/>
     <w:rsid w:val="00FC693F"/>
     <w:pPr>
       <w:keepNext/>
       <w:keepLines/>
-      <w:spacing w:before="120" w:after="120"/>
+      <w:spacing w:before="240" w:after="120" w:line="440" w:lineRule="atLeast"/>
+      <w:ind w:firstLine="0"/>
       <w:outlineLvl w:val="2"/>
     </w:pPr>
     <w:rPr>
-      <w:rFonts w:asciiTheme="majorHAnsi" w:eastAsiaTheme="majorEastAsia" w:hAnsiTheme="majorHAnsi" w:cstheme="majorBidi" w:ascii="黑体" w:hAnsi="黑体"/>
+      <w:rFonts w:asciiTheme="majorHAnsi" w:eastAsiaTheme="majorEastAsia" w:hAnsiTheme="majorHAnsi" w:cstheme="majorBidi" w:ascii="Times New Roman" w:hAnsi="Times New Roman" w:eastAsia="宋体" w:cs="Times New Roman"/>
       <w:b/>
       <w:bCs/>
-      <w:color w:val="4F81BD" w:themeColor="accent1"/>
-      <w:sz w:val="26"/>
+      <w:color w:val="000000"/>
+      <w:sz w:val="30"/>
     </w:rPr>
   </w:style>
   <w:style w:type="paragraph" w:styleId="Heading4">
@@ -503,25 +638,24 @@
     <w:basedOn w:val="Normal"/>
     <w:next w:val="Normal"/>
     <w:link w:val="Heading4Char"/>
-    <w:uiPriority w:val="9"/>
-    <w:semiHidden/>
-    <w:unhideWhenUsed/>
+    <w:uiPriority w:val="5"/>
     <w:qFormat/>
     <w:rsid w:val="00FC693F"/>
     <w:pPr>
       <w:keepNext/>
       <w:keepLines/>
-      <w:spacing w:before="120" w:after="120"/>
+      <w:spacing w:before="200" w:after="120" w:line="420" w:lineRule="atLeast"/>
+      <w:ind w:firstLine="0"/>
       <w:outlineLvl w:val="3"/>
     </w:pPr>
     <w:rPr>
-      <w:rFonts w:asciiTheme="majorHAnsi" w:eastAsiaTheme="majorEastAsia" w:hAnsiTheme="majorHAnsi" w:cstheme="majorBidi" w:ascii="黑体" w:hAnsi="黑体"/>
+      <w:rFonts w:asciiTheme="majorHAnsi" w:eastAsiaTheme="majorEastAsia" w:hAnsiTheme="majorHAnsi" w:cstheme="majorBidi" w:ascii="Times New Roman" w:hAnsi="Times New Roman" w:eastAsia="宋体" w:cs="Times New Roman"/>
       <w:b/>
       <w:bCs/>
       <w:i/>
       <w:iCs/>
-      <w:color w:val="4F81BD" w:themeColor="accent1"/>
-      <w:sz w:val="24"/>
+      <w:color w:val="000000"/>
+      <w:sz w:val="28"/>
     </w:rPr>
   </w:style>
   <w:style w:type="paragraph" w:styleId="Heading5">
@@ -529,22 +663,21 @@
     <w:basedOn w:val="Normal"/>
     <w:next w:val="Normal"/>
     <w:link w:val="Heading5Char"/>
-    <w:uiPriority w:val="9"/>
-    <w:semiHidden/>
-    <w:unhideWhenUsed/>
+    <w:uiPriority w:val="6"/>
     <w:qFormat/>
     <w:rsid w:val="00FC693F"/>
     <w:pPr>
       <w:keepNext/>
       <w:keepLines/>
-      <w:spacing w:before="120" w:after="120"/>
+      <w:spacing w:before="160" w:after="80" w:line="400" w:lineRule="atLeast"/>
+      <w:ind w:firstLine="0"/>
       <w:outlineLvl w:val="4"/>
     </w:pPr>
     <w:rPr>
-      <w:rFonts w:asciiTheme="majorHAnsi" w:eastAsiaTheme="majorEastAsia" w:hAnsiTheme="majorHAnsi" w:cstheme="majorBidi" w:ascii="黑体" w:hAnsi="黑体"/>
+      <w:rFonts w:asciiTheme="majorHAnsi" w:eastAsiaTheme="majorEastAsia" w:hAnsiTheme="majorHAnsi" w:cstheme="majorBidi" w:ascii="Times New Roman" w:hAnsi="Times New Roman" w:eastAsia="宋体" w:cs="Times New Roman"/>
       <w:b/>
-      <w:color w:val="243F60" w:themeColor="accent1" w:themeShade="7F"/>
-      <w:sz w:val="22"/>
+      <w:color w:val="000000"/>
+      <w:sz w:val="25"/>
     </w:rPr>
   </w:style>
   <w:style w:type="paragraph" w:styleId="Heading6">
@@ -552,24 +685,23 @@
     <w:basedOn w:val="Normal"/>
     <w:next w:val="Normal"/>
     <w:link w:val="Heading6Char"/>
-    <w:uiPriority w:val="9"/>
-    <w:semiHidden/>
-    <w:unhideWhenUsed/>
+    <w:uiPriority w:val="7"/>
     <w:qFormat/>
     <w:rsid w:val="00FC693F"/>
     <w:pPr>
       <w:keepNext/>
       <w:keepLines/>
-      <w:spacing w:before="120" w:after="120"/>
+      <w:spacing w:before="120" w:after="60" w:line="400" w:lineRule="atLeast"/>
+      <w:ind w:firstLine="0"/>
       <w:outlineLvl w:val="5"/>
     </w:pPr>
     <w:rPr>
-      <w:rFonts w:asciiTheme="majorHAnsi" w:eastAsiaTheme="majorEastAsia" w:hAnsiTheme="majorHAnsi" w:cstheme="majorBidi" w:ascii="黑体" w:hAnsi="黑体"/>
+      <w:rFonts w:asciiTheme="majorHAnsi" w:eastAsiaTheme="majorEastAsia" w:hAnsiTheme="majorHAnsi" w:cstheme="majorBidi" w:ascii="Times New Roman" w:hAnsi="Times New Roman" w:eastAsia="宋体" w:cs="Times New Roman"/>
       <w:b/>
       <w:i/>
       <w:iCs/>
-      <w:color w:val="243F60" w:themeColor="accent1" w:themeShade="7F"/>
-      <w:sz w:val="21"/>
+      <w:color w:val="000000"/>
+      <w:sz w:val="24"/>
     </w:rPr>
   </w:style>
   <w:style w:type="paragraph" w:styleId="Heading7">
@@ -727,22 +859,25 @@
     <w:basedOn w:val="Normal"/>
     <w:next w:val="Normal"/>
     <w:link w:val="TitleChar"/>
-    <w:uiPriority w:val="10"/>
+    <w:uiPriority w:val="1"/>
     <w:qFormat/>
     <w:rsid w:val="00FC693F"/>
     <w:pPr>
       <w:pBdr>
         <w:bottom w:val="single" w:sz="8" w:space="4" w:color="4F81BD" w:themeColor="accent1"/>
       </w:pBdr>
-      <w:spacing w:after="300" w:line="240" w:lineRule="auto"/>
+      <w:spacing w:after="360" w:line="600" w:lineRule="atLeast" w:before="240"/>
+      <w:ind w:firstLine="0"/>
       <w:contextualSpacing/>
+      <w:jc w:val="center"/>
     </w:pPr>
     <w:rPr>
-      <w:rFonts w:asciiTheme="majorHAnsi" w:eastAsiaTheme="majorEastAsia" w:hAnsiTheme="majorHAnsi" w:cstheme="majorBidi"/>
-      <w:color w:val="17365D" w:themeColor="text2" w:themeShade="BF"/>
+      <w:rFonts w:asciiTheme="majorHAnsi" w:eastAsiaTheme="majorEastAsia" w:hAnsiTheme="majorHAnsi" w:cstheme="majorBidi" w:ascii="Times New Roman" w:hAnsi="Times New Roman" w:eastAsia="宋体" w:cs="Times New Roman"/>
+      <w:b/>
+      <w:color w:val="000000"/>
       <w:spacing w:val="5"/>
       <w:kern w:val="28"/>
-      <w:sz w:val="52"/>
+      <w:sz w:val="44"/>
       <w:szCs w:val="52"/>
     </w:rPr>
   </w:style>
@@ -1171,20 +1306,20 @@
     <w:name w:val="caption"/>
     <w:basedOn w:val="Normal"/>
     <w:next w:val="Normal"/>
-    <w:uiPriority w:val="35"/>
-    <w:semiHidden/>
-    <w:unhideWhenUsed/>
+    <w:uiPriority w:val="20"/>
     <w:qFormat/>
     <w:rsid w:val="00FC693F"/>
     <w:pPr>
-      <w:spacing w:line="240" w:lineRule="auto" w:before="60" w:after="60"/>
+      <w:keepLines/>
+      <w:spacing w:line="320" w:lineRule="atLeast" w:before="80" w:after="160"/>
+      <w:ind w:firstLine="0"/>
       <w:jc w:val="center"/>
     </w:pPr>
     <w:rPr>
-      <w:rFonts w:ascii="宋体" w:hAnsi="宋体"/>
-      <w:b/>
+      <w:rFonts w:ascii="Times New Roman" w:hAnsi="Times New Roman" w:eastAsia="宋体" w:cs="Times New Roman"/>
+      <w:b w:val="0"/>
       <w:bCs/>
-      <w:color w:val="4F81BD" w:themeColor="accent1"/>
+      <w:color w:val="000000"/>
       <w:sz w:val="21"/>
       <w:szCs w:val="18"/>
     </w:rPr>
@@ -12076,25 +12211,89 @@
   </w:style>
   <w:style w:type="paragraph" w:customStyle="1" w:styleId="MTDisplayEquation">
     <w:name w:val="MTDisplayEquation"/>
-    <w:pPr>
-      <w:spacing w:before="60" w:after="60"/>
+    <w:basedOn w:val="Normal"/>
+    <w:pPr>
+      <w:keepLines/>
+      <w:spacing w:before="120" w:after="120" w:line="600" w:lineRule="atLeast"/>
+      <w:ind w:firstLine="0"/>
       <w:jc w:val="center"/>
     </w:pPr>
     <w:rPr>
-      <w:rFonts w:ascii="宋体" w:hAnsi="宋体"/>
+      <w:rFonts w:ascii="Times New Roman" w:hAnsi="Times New Roman" w:eastAsia="宋体" w:cs="Times New Roman"/>
+      <w:b w:val="0"/>
+      <w:color w:val="000000"/>
       <w:sz w:val="24"/>
     </w:rPr>
+    <w:qFormat/>
+    <w:uiPriority w:val="21"/>
+  </w:style>
+  <w:style w:type="paragraph" w:customStyle="1" w:styleId="MTDisplayE">
+    <w:name w:val="MTDisplayE"/>
+    <w:basedOn w:val="MTDisplayEquation"/>
+    <w:pPr>
+      <w:keepLines/>
+      <w:spacing w:before="120" w:after="120" w:line="600" w:lineRule="atLeast"/>
+      <w:ind w:firstLine="0"/>
+      <w:jc w:val="center"/>
+    </w:pPr>
+    <w:rPr>
+      <w:rFonts w:ascii="Times New Roman" w:hAnsi="Times New Roman" w:eastAsia="宋体" w:cs="Times New Roman"/>
+      <w:b w:val="0"/>
+      <w:color w:val="000000"/>
+      <w:sz w:val="24"/>
+    </w:rPr>
+    <w:qFormat/>
+    <w:uiPriority w:val="22"/>
+  </w:style>
+  <w:style w:type="paragraph" w:customStyle="1" w:styleId="MTInlineEquation">
+    <w:name w:val="MTInlineEquation"/>
+    <w:basedOn w:val="Normal"/>
+    <w:pPr>
+      <w:spacing w:before="0" w:after="0" w:line="500" w:lineRule="atLeast"/>
+      <w:ind w:firstLine="480"/>
+    </w:pPr>
+    <w:rPr>
+      <w:rFonts w:ascii="Times New Roman" w:hAnsi="Times New Roman" w:eastAsia="宋体" w:cs="Times New Roman"/>
+      <w:b w:val="0"/>
+      <w:color w:val="000000"/>
+      <w:sz w:val="24"/>
+    </w:rPr>
+    <w:qFormat/>
+    <w:uiPriority w:val="23"/>
   </w:style>
   <w:style w:type="paragraph" w:customStyle="1" w:styleId="pic">
     <w:name w:val="pic"/>
-    <w:pPr>
-      <w:spacing w:before="60" w:after="60"/>
+    <w:basedOn w:val="Normal"/>
+    <w:pPr>
+      <w:keepNext/>
+      <w:spacing w:before="160" w:after="80" w:line="360" w:lineRule="atLeast"/>
+      <w:ind w:firstLine="0"/>
       <w:jc w:val="center"/>
     </w:pPr>
     <w:rPr>
-      <w:rFonts w:ascii="宋体" w:hAnsi="宋体"/>
+      <w:rFonts w:ascii="Times New Roman" w:hAnsi="Times New Roman" w:eastAsia="宋体" w:cs="Times New Roman"/>
+      <w:b/>
+      <w:color w:val="000000"/>
       <w:sz w:val="24"/>
     </w:rPr>
+    <w:qFormat/>
+    <w:uiPriority w:val="24"/>
+  </w:style>
+  <w:style w:type="paragraph" w:customStyle="1" w:styleId="TableText">
+    <w:name w:val="TableText"/>
+    <w:basedOn w:val="Normal"/>
+    <w:pPr>
+      <w:spacing w:before="0" w:after="0" w:line="320" w:lineRule="atLeast"/>
+      <w:ind w:firstLine="0"/>
+    </w:pPr>
+    <w:rPr>
+      <w:rFonts w:ascii="Times New Roman" w:hAnsi="Times New Roman" w:eastAsia="宋体" w:cs="Times New Roman"/>
+      <w:b w:val="0"/>
+      <w:color w:val="000000"/>
+      <w:sz w:val="21"/>
+    </w:rPr>
+    <w:qFormat/>
+    <w:uiPriority w:val="25"/>
   </w:style>
 </w:styles>
 </file>
